--- a/a revisar/Politica_de_Privacidade_Campfire_Tradutor_v0.3.docx
+++ b/a revisar/Politica_de_Privacidade_Campfire_Tradutor_v0.3.docx
@@ -988,7 +988,7 @@
           <w:sz w:val="22"/>
           <w:szCs w:val="22"/>
         </w:rPr>
-        <w:t xml:space="preserve">Para exercer esses direitos, entre em contato pelo e-mail caiofabianodbz2@gmail.com, que também serve, por ora, como canal para questões de proteção de dados.</w:t>
+        <w:t xml:space="preserve">Para exercer esses direitos, entre em contato pelo e-mail alienraccoonentertainment@gmail.com, que também serve, por ora, como canal para questões de proteção de dados.</w:t>
       </w:r>
     </w:p>
     <w:p>
@@ -1143,7 +1143,7 @@
           <w:sz w:val="22"/>
           <w:szCs w:val="22"/>
         </w:rPr>
-        <w:t xml:space="preserve">Dúvidas sobre esta Política de Privacidade: caiofabianodbz2@gmail.com.</w:t>
+        <w:t xml:space="preserve">Dúvidas sobre esta Política de Privacidade: alienraccoonentertainment@gmail.com.</w:t>
       </w:r>
     </w:p>
     <w:sectPr>
